--- a/article/Artikel Matematika Final.docx
+++ b/article/Artikel Matematika Final.docx
@@ -35,7 +35,7 @@
         <w:rPr>
           <w:rFonts w:ascii="Times New Roman" w:hAnsi="Times New Roman" w:cs="Times New Roman"/>
         </w:rPr>
-        <w:t>Hasniah</w:t>
+        <w:t>Ja’faruddin</w:t>
       </w:r>
       <w:proofErr w:type="spellEnd"/>
       <w:r>
@@ -49,6 +49,132 @@
         <w:rPr>
           <w:rFonts w:ascii="Times New Roman" w:hAnsi="Times New Roman" w:cs="Times New Roman"/>
         </w:rPr>
+        <w:t>M.Pd</w:t>
+      </w:r>
+      <w:proofErr w:type="spellEnd"/>
+      <w:r>
+        <w:rPr>
+          <w:rFonts w:ascii="Times New Roman" w:hAnsi="Times New Roman" w:cs="Times New Roman"/>
+        </w:rPr>
+        <w:t xml:space="preserve">., Ph.D., </w:t>
+      </w:r>
+      <w:proofErr w:type="spellStart"/>
+      <w:r>
+        <w:rPr>
+          <w:rFonts w:ascii="Times New Roman" w:hAnsi="Times New Roman" w:cs="Times New Roman"/>
+        </w:rPr>
+        <w:t>Khawaritzmi</w:t>
+      </w:r>
+      <w:proofErr w:type="spellEnd"/>
+      <w:r>
+        <w:rPr>
+          <w:rFonts w:ascii="Times New Roman" w:hAnsi="Times New Roman" w:cs="Times New Roman"/>
+        </w:rPr>
+        <w:t xml:space="preserve"> Abdallah Ahmad, </w:t>
+      </w:r>
+      <w:proofErr w:type="spellStart"/>
+      <w:r>
+        <w:rPr>
+          <w:rFonts w:ascii="Times New Roman" w:hAnsi="Times New Roman" w:cs="Times New Roman"/>
+        </w:rPr>
+        <w:t>S.Si</w:t>
+      </w:r>
+      <w:proofErr w:type="spellEnd"/>
+      <w:r>
+        <w:rPr>
+          <w:rFonts w:ascii="Times New Roman" w:hAnsi="Times New Roman" w:cs="Times New Roman"/>
+        </w:rPr>
+        <w:t xml:space="preserve">., M.Eng., Dr. </w:t>
+      </w:r>
+      <w:proofErr w:type="spellStart"/>
+      <w:r>
+        <w:rPr>
+          <w:rFonts w:ascii="Times New Roman" w:hAnsi="Times New Roman" w:cs="Times New Roman"/>
+        </w:rPr>
+        <w:t>Intan</w:t>
+      </w:r>
+      <w:proofErr w:type="spellEnd"/>
+      <w:r>
+        <w:rPr>
+          <w:rFonts w:ascii="Times New Roman" w:hAnsi="Times New Roman" w:cs="Times New Roman"/>
+        </w:rPr>
+        <w:t xml:space="preserve"> </w:t>
+      </w:r>
+      <w:proofErr w:type="spellStart"/>
+      <w:r>
+        <w:rPr>
+          <w:rFonts w:ascii="Times New Roman" w:hAnsi="Times New Roman" w:cs="Times New Roman"/>
+        </w:rPr>
+        <w:t>Buhati</w:t>
+      </w:r>
+      <w:proofErr w:type="spellEnd"/>
+      <w:r>
+        <w:rPr>
+          <w:rFonts w:ascii="Times New Roman" w:hAnsi="Times New Roman" w:cs="Times New Roman"/>
+        </w:rPr>
+        <w:t xml:space="preserve"> </w:t>
+      </w:r>
+      <w:proofErr w:type="spellStart"/>
+      <w:r>
+        <w:rPr>
+          <w:rFonts w:ascii="Times New Roman" w:hAnsi="Times New Roman" w:cs="Times New Roman"/>
+        </w:rPr>
+        <w:t>Asfyra</w:t>
+      </w:r>
+      <w:proofErr w:type="spellEnd"/>
+      <w:r>
+        <w:rPr>
+          <w:rFonts w:ascii="Times New Roman" w:hAnsi="Times New Roman" w:cs="Times New Roman"/>
+        </w:rPr>
+        <w:t xml:space="preserve">, </w:t>
+      </w:r>
+      <w:proofErr w:type="spellStart"/>
+      <w:r>
+        <w:rPr>
+          <w:rFonts w:ascii="Times New Roman" w:hAnsi="Times New Roman" w:cs="Times New Roman"/>
+        </w:rPr>
+        <w:t>S.Si</w:t>
+      </w:r>
+      <w:proofErr w:type="spellEnd"/>
+      <w:r>
+        <w:rPr>
+          <w:rFonts w:ascii="Times New Roman" w:hAnsi="Times New Roman" w:cs="Times New Roman"/>
+        </w:rPr>
+        <w:t xml:space="preserve">., </w:t>
+      </w:r>
+      <w:proofErr w:type="spellStart"/>
+      <w:r>
+        <w:rPr>
+          <w:rFonts w:ascii="Times New Roman" w:hAnsi="Times New Roman" w:cs="Times New Roman"/>
+        </w:rPr>
+        <w:t>M.Pd</w:t>
+      </w:r>
+      <w:proofErr w:type="spellEnd"/>
+      <w:r>
+        <w:rPr>
+          <w:rFonts w:ascii="Times New Roman" w:hAnsi="Times New Roman" w:cs="Times New Roman"/>
+        </w:rPr>
+        <w:t xml:space="preserve">., </w:t>
+      </w:r>
+      <w:proofErr w:type="spellStart"/>
+      <w:r>
+        <w:rPr>
+          <w:rFonts w:ascii="Times New Roman" w:hAnsi="Times New Roman" w:cs="Times New Roman"/>
+        </w:rPr>
+        <w:t>Hasnia</w:t>
+      </w:r>
+      <w:proofErr w:type="spellEnd"/>
+      <w:r>
+        <w:rPr>
+          <w:rFonts w:ascii="Times New Roman" w:hAnsi="Times New Roman" w:cs="Times New Roman"/>
+        </w:rPr>
+        <w:t xml:space="preserve">, </w:t>
+      </w:r>
+      <w:proofErr w:type="spellStart"/>
+      <w:r>
+        <w:rPr>
+          <w:rFonts w:ascii="Times New Roman" w:hAnsi="Times New Roman" w:cs="Times New Roman"/>
+        </w:rPr>
         <w:t>Narti</w:t>
       </w:r>
       <w:proofErr w:type="spellEnd"/>
@@ -108,6 +234,26 @@
         <w:t>Arrifki</w:t>
       </w:r>
       <w:proofErr w:type="spellEnd"/>
+      <w:r>
+        <w:rPr>
+          <w:rFonts w:ascii="Times New Roman" w:hAnsi="Times New Roman" w:cs="Times New Roman"/>
+        </w:rPr>
+        <w:t xml:space="preserve">, Nur </w:t>
+      </w:r>
+      <w:proofErr w:type="spellStart"/>
+      <w:r>
+        <w:rPr>
+          <w:rFonts w:ascii="Times New Roman" w:hAnsi="Times New Roman" w:cs="Times New Roman"/>
+        </w:rPr>
+        <w:t>Aisyah</w:t>
+      </w:r>
+      <w:proofErr w:type="spellEnd"/>
+      <w:r>
+        <w:rPr>
+          <w:rFonts w:ascii="Times New Roman" w:hAnsi="Times New Roman" w:cs="Times New Roman"/>
+        </w:rPr>
+        <w:t xml:space="preserve"> Ridwan</w:t>
+      </w:r>
     </w:p>
     <w:p>
       <w:pPr>
@@ -310,6 +456,20 @@
       </w:hyperlink>
       <w:r>
         <w:rPr>
+          <w:rStyle w:val="Hyperlink"/>
+          <w:rFonts w:ascii="Times New Roman" w:hAnsi="Times New Roman" w:cs="Times New Roman"/>
+        </w:rPr>
+        <w:t xml:space="preserve">, </w:t>
+      </w:r>
+      <w:r>
+        <w:rPr>
+          <w:rStyle w:val="Hyperlink"/>
+          <w:rFonts w:ascii="Times New Roman" w:hAnsi="Times New Roman" w:cs="Times New Roman"/>
+        </w:rPr>
+        <w:t>nuraisyahridwan5@gmail.com</w:t>
+      </w:r>
+      <w:r>
+        <w:rPr>
           <w:rFonts w:ascii="Times New Roman" w:hAnsi="Times New Roman" w:cs="Times New Roman"/>
         </w:rPr>
         <w:t xml:space="preserve"> </w:t>
@@ -3458,6 +3618,7 @@
           <w:sz w:val="22"/>
           <w:szCs w:val="22"/>
         </w:rPr>
+        <w:lastRenderedPageBreak/>
         <w:t>merupakan</w:t>
       </w:r>
       <w:proofErr w:type="spellEnd"/>
@@ -3602,7 +3763,6 @@
           <w:sz w:val="22"/>
           <w:szCs w:val="22"/>
         </w:rPr>
-        <w:lastRenderedPageBreak/>
         <w:t>menghubungkan</w:t>
       </w:r>
       <w:proofErr w:type="spellEnd"/>
@@ -26799,7 +26959,6 @@
           <w:rFonts w:ascii="Times New Roman" w:hAnsi="Times New Roman" w:cs="Times New Roman"/>
           <w:b/>
         </w:rPr>
-        <w:lastRenderedPageBreak/>
         <w:t>DAFTAR PUSTAKA</w:t>
       </w:r>
     </w:p>
@@ -26823,6 +26982,7 @@
           <w:rFonts w:ascii="Times New Roman" w:hAnsi="Times New Roman" w:cs="Times New Roman"/>
           <w:b/>
         </w:rPr>
+        <w:lastRenderedPageBreak/>
         <w:fldChar w:fldCharType="begin" w:fldLock="1"/>
       </w:r>
       <w:r>
@@ -27442,7 +27602,7 @@
     <w:lsdException w:name="Table Web 2" w:semiHidden="1" w:unhideWhenUsed="1"/>
     <w:lsdException w:name="Table Web 3" w:semiHidden="1" w:unhideWhenUsed="1"/>
     <w:lsdException w:name="Balloon Text" w:semiHidden="1" w:unhideWhenUsed="1"/>
-    <w:lsdException w:name="Table Grid" w:semiHidden="1" w:uiPriority="59" w:unhideWhenUsed="1"/>
+    <w:lsdException w:name="Table Grid" w:uiPriority="59"/>
     <w:lsdException w:name="Table Theme" w:semiHidden="1" w:unhideWhenUsed="1"/>
     <w:lsdException w:name="Placeholder Text" w:semiHidden="1"/>
     <w:lsdException w:name="No Spacing" w:uiPriority="1" w:qFormat="1"/>
